--- a/public/templates/bc-pharmaceuticals/quotation/BID FORM 1.docx
+++ b/public/templates/bc-pharmaceuticals/quotation/BID FORM 1.docx
@@ -1,6 +1,6 @@
 
 <file path=word/document.xml><?xml version="1.0" encoding="utf-8"?>
-<w:document xmlns:wpc="http://schemas.microsoft.com/office/word/2010/wordprocessingCanvas" xmlns:cx="http://schemas.microsoft.com/office/drawing/2014/chartex" xmlns:cx1="http://schemas.microsoft.com/office/drawing/2015/9/8/chartex" xmlns:cx2="http://schemas.microsoft.com/office/drawing/2015/10/21/chartex" xmlns:cx3="http://schemas.microsoft.com/office/drawing/2016/5/9/chartex" xmlns:cx4="http://schemas.microsoft.com/office/drawing/2016/5/10/chartex" xmlns:cx5="http://schemas.microsoft.com/office/drawing/2016/5/11/chartex" xmlns:cx6="http://schemas.microsoft.com/office/drawing/2016/5/12/chartex" xmlns:cx7="http://schemas.microsoft.com/office/drawing/2016/5/13/chartex" xmlns:cx8="http://schemas.microsoft.com/office/drawing/2016/5/14/chartex" xmlns:mc="http://schemas.openxmlformats.org/markup-compatibility/2006" xmlns:aink="http://schemas.microsoft.com/office/drawing/2016/ink" xmlns:am3d="http://schemas.microsoft.com/office/drawing/2017/model3d" xmlns:o="urn:schemas-microsoft-com:office:office" xmlns:oel="http://schemas.microsoft.com/office/2019/extlst" xmlns:r="http://schemas.openxmlformats.org/officeDocument/2006/relationships" xmlns:m="http://schemas.openxmlformats.org/officeDocument/2006/math" xmlns:v="urn:schemas-microsoft-com:vml" xmlns:wp14="http://schemas.microsoft.com/office/word/2010/wordprocessingDrawing" xmlns:wp="http://schemas.openxmlformats.org/drawingml/2006/wordprocessingDrawing" xmlns:w10="urn:schemas-microsoft-com:office:word" xmlns:w="http://schemas.openxmlformats.org/wordprocessingml/2006/main" xmlns:w14="http://schemas.microsoft.com/office/word/2010/wordml" xmlns:w15="http://schemas.microsoft.com/office/word/2012/wordml" xmlns:w16cex="http://schemas.microsoft.com/office/word/2018/wordml/cex" xmlns:w16cid="http://schemas.microsoft.com/office/word/2016/wordml/cid" xmlns:w16="http://schemas.microsoft.com/office/word/2018/wordml" xmlns:w16du="http://schemas.microsoft.com/office/word/2023/wordml/word16du" xmlns:w16sdtdh="http://schemas.microsoft.com/office/word/2020/wordml/sdtdatahash" xmlns:w16sdtfl="http://schemas.microsoft.com/office/word/2024/wordml/sdtformatlock" xmlns:w16se="http://schemas.microsoft.com/office/word/2015/wordml/symex" xmlns:wpg="http://schemas.microsoft.com/office/word/2010/wordprocessingGroup" xmlns:wpi="http://schemas.microsoft.com/office/word/2010/wordprocessingInk" xmlns:wne="http://schemas.microsoft.com/office/word/2006/wordml" xmlns:wps="http://schemas.microsoft.com/office/word/2010/wordprocessingShape" mc:Ignorable="w14 w15 w16se w16cid w16 w16cex w16sdtdh w16sdtfl w16du wp14">
+<w:document xmlns:wpc="http://schemas.microsoft.com/office/word/2010/wordprocessingCanvas" xmlns:cx="http://schemas.microsoft.com/office/drawing/2014/chartex" xmlns:cx1="http://schemas.microsoft.com/office/drawing/2015/9/8/chartex" xmlns:cx2="http://schemas.microsoft.com/office/drawing/2015/10/21/chartex" xmlns:cx3="http://schemas.microsoft.com/office/drawing/2016/5/9/chartex" xmlns:cx4="http://schemas.microsoft.com/office/drawing/2016/5/10/chartex" xmlns:cx5="http://schemas.microsoft.com/office/drawing/2016/5/11/chartex" xmlns:cx6="http://schemas.microsoft.com/office/drawing/2016/5/12/chartex" xmlns:cx7="http://schemas.microsoft.com/office/drawing/2016/5/13/chartex" xmlns:cx8="http://schemas.microsoft.com/office/drawing/2016/5/14/chartex" xmlns:mc="http://schemas.openxmlformats.org/markup-compatibility/2006" xmlns:aink="http://schemas.microsoft.com/office/drawing/2016/ink" xmlns:am3d="http://schemas.microsoft.com/office/drawing/2017/model3d" xmlns:o="urn:schemas-microsoft-com:office:office" xmlns:oel="http://schemas.microsoft.com/office/2019/extlst" xmlns:r="http://schemas.openxmlformats.org/officeDocument/2006/relationships" xmlns:m="http://schemas.openxmlformats.org/officeDocument/2006/math" xmlns:v="urn:schemas-microsoft-com:vml" xmlns:wp14="http://schemas.microsoft.com/office/word/2010/wordprocessingDrawing" xmlns:wp="http://schemas.openxmlformats.org/drawingml/2006/wordprocessingDrawing" xmlns:w10="urn:schemas-microsoft-com:office:word" xmlns:w="http://schemas.openxmlformats.org/wordprocessingml/2006/main" xmlns:w14="http://schemas.microsoft.com/office/word/2010/wordml" xmlns:w15="http://schemas.microsoft.com/office/word/2012/wordml" xmlns:w16cex="http://schemas.microsoft.com/office/word/2018/wordml/cex" xmlns:w16cid="http://schemas.microsoft.com/office/word/2016/wordml/cid" xmlns:w16="http://schemas.microsoft.com/office/word/2018/wordml" xmlns:w16sdtdh="http://schemas.microsoft.com/office/word/2020/wordml/sdtdatahash" xmlns:w16se="http://schemas.microsoft.com/office/word/2015/wordml/symex" xmlns:wpg="http://schemas.microsoft.com/office/word/2010/wordprocessingGroup" xmlns:wpi="http://schemas.microsoft.com/office/word/2010/wordprocessingInk" xmlns:wne="http://schemas.microsoft.com/office/word/2006/wordml" xmlns:wps="http://schemas.microsoft.com/office/word/2010/wordprocessingShape" mc:Ignorable="w14 w15 w16se w16cid w16 w16cex w16sdtdh wp14">
   <w:body>
     <w:p>
       <w:pPr>
@@ -82,7 +82,7 @@
               </wp:anchor>
             </w:drawing>
           </mc:Choice>
-          <mc:Fallback>
+          <mc:Fallback xmlns:w16sdtfl="http://schemas.microsoft.com/office/word/2024/wordml/sdtformatlock" xmlns:w16du="http://schemas.microsoft.com/office/word/2023/wordml/word16du">
             <w:pict>
               <v:line w14:anchorId="13B0711D" id="Straight Connector 2" o:spid="_x0000_s1026" style="position:absolute;z-index:251659264;visibility:visible;mso-wrap-style:square;mso-width-percent:0;mso-wrap-distance-left:9pt;mso-wrap-distance-top:0;mso-wrap-distance-right:9pt;mso-wrap-distance-bottom:0;mso-position-horizontal:absolute;mso-position-horizontal-relative:text;mso-position-vertical:absolute;mso-position-vertical-relative:text;mso-width-percent:0;mso-width-relative:margin" from="47.05pt,-.6pt" to="564.4pt,-.6pt" o:gfxdata="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" strokecolor="#4579b8 [3044]"/>
             </w:pict>
@@ -590,33 +590,7 @@
           <w:b/>
           <w:color w:val="0066CC"/>
         </w:rPr>
-        <w:t xml:space="preserve">   </w:t>
-      </w:r>
-      <w:r>
-        <w:rPr>
-          <w:rStyle w:val="Hyperlink"/>
-          <w:rFonts w:ascii="Candara" w:hAnsi="Candara" w:cs="Arial"/>
-          <w:b/>
-        </w:rPr>
-        <w:t>www.</w:t>
-      </w:r>
-      <w:hyperlink r:id="rId10" w:history="1">
-        <w:r>
-          <w:rPr>
-            <w:rStyle w:val="Hyperlink"/>
-            <w:rFonts w:ascii="Candara" w:hAnsi="Candara" w:cs="Arial"/>
-            <w:b/>
-          </w:rPr>
-          <w:t>beautifulcreationsgh.com</w:t>
-        </w:r>
-      </w:hyperlink>
-      <w:r>
-        <w:rPr>
-          <w:rFonts w:ascii="Candara" w:hAnsi="Candara" w:cs="Arial"/>
-          <w:b/>
-          <w:color w:val="0066CC"/>
-        </w:rPr>
-        <w:t xml:space="preserve">            </w:t>
+        <w:t xml:space="preserve">               </w:t>
       </w:r>
       <w:r>
         <w:rPr>
@@ -878,7 +852,7 @@
           <w:sz w:val="24"/>
           <w:szCs w:val="24"/>
         </w:rPr>
-        <w:t>9</w:t>
+        <w:t>{{dateDay}}</w:t>
       </w:r>
       <w:r>
         <w:rPr>
@@ -887,7 +861,7 @@
           <w:szCs w:val="24"/>
           <w:vertAlign w:val="superscript"/>
         </w:rPr>
-        <w:t>th</w:t>
+        <w:t>{{daySuffix}}</w:t>
       </w:r>
       <w:r>
         <w:rPr>
@@ -895,7 +869,7 @@
           <w:sz w:val="24"/>
           <w:szCs w:val="24"/>
         </w:rPr>
-        <w:t xml:space="preserve"> February</w:t>
+        <w:t xml:space="preserve"> {{dateMonth}}</w:t>
       </w:r>
       <w:r>
         <w:rPr>
@@ -903,7 +877,7 @@
           <w:sz w:val="24"/>
           <w:szCs w:val="24"/>
         </w:rPr>
-        <w:t>, 202</w:t>
+        <w:t>, {{dateYear}}</w:t>
       </w:r>
       <w:r>
         <w:rPr>
@@ -911,7 +885,7 @@
           <w:sz w:val="24"/>
           <w:szCs w:val="24"/>
         </w:rPr>
-        <w:t>6</w:t>
+        <w:t/>
       </w:r>
     </w:p>
     <w:p>
@@ -949,7 +923,7 @@
           <w:sz w:val="24"/>
           <w:szCs w:val="24"/>
         </w:rPr>
-        <w:t>My Ref: GHS/RHB/26/AW/PQ/NM/1Q</w:t>
+        <w:t>My Ref: {{sqNumber}}</w:t>
       </w:r>
     </w:p>
     <w:p>
@@ -975,28 +949,21 @@
           <w:b/>
           <w:color w:val="auto"/>
         </w:rPr>
-        <w:t>BOLGATANGA</w:t>
+        <w:t xml:space="preserve">{{hospitalName}}</w:t>
       </w:r>
       <w:r>
         <w:rPr>
           <w:b/>
           <w:color w:val="auto"/>
         </w:rPr>
-        <w:t xml:space="preserve"> </w:t>
+        <w:t/>
       </w:r>
       <w:r>
         <w:rPr>
           <w:b/>
           <w:color w:val="auto"/>
         </w:rPr>
-        <w:t>REGIONAL</w:t>
-      </w:r>
-      <w:r>
-        <w:rPr>
-          <w:b/>
-          <w:color w:val="auto"/>
-        </w:rPr>
-        <w:t xml:space="preserve"> HOSPITAL </w:t>
+        <w:t xml:space="preserve"/>
       </w:r>
     </w:p>
     <w:p>
@@ -1012,7 +979,7 @@
           <w:b/>
           <w:color w:val="auto"/>
         </w:rPr>
-        <w:t>P.</w:t>
+        <w:t>{{hospitalAddress}}</w:t>
       </w:r>
       <w:r>
         <w:rPr>
@@ -1026,7 +993,7 @@
           <w:b/>
           <w:color w:val="auto"/>
         </w:rPr>
-        <w:t>O.</w:t>
+        <w:t/>
       </w:r>
       <w:r>
         <w:rPr>
@@ -1040,21 +1007,21 @@
           <w:b/>
           <w:color w:val="auto"/>
         </w:rPr>
-        <w:t xml:space="preserve">BOX </w:t>
+        <w:t xml:space="preserve"/>
       </w:r>
       <w:r>
         <w:rPr>
           <w:b/>
           <w:color w:val="auto"/>
         </w:rPr>
-        <w:t>2</w:t>
+        <w:t/>
       </w:r>
       <w:r>
         <w:rPr>
           <w:b/>
           <w:color w:val="auto"/>
         </w:rPr>
-        <w:t xml:space="preserve">6, </w:t>
+        <w:t xml:space="preserve"/>
       </w:r>
     </w:p>
     <w:p>
@@ -1070,14 +1037,14 @@
           <w:b/>
           <w:color w:val="auto"/>
         </w:rPr>
-        <w:t>BOLGATANGA</w:t>
+        <w:t/>
       </w:r>
       <w:r>
         <w:rPr>
           <w:b/>
           <w:color w:val="auto"/>
         </w:rPr>
-        <w:t xml:space="preserve">, </w:t>
+        <w:t xml:space="preserve"/>
       </w:r>
     </w:p>
     <w:p>
@@ -1093,14 +1060,14 @@
           <w:b/>
           <w:color w:val="auto"/>
         </w:rPr>
-        <w:t>UPPER EAST</w:t>
+        <w:t/>
       </w:r>
       <w:r>
         <w:rPr>
           <w:b/>
           <w:color w:val="auto"/>
         </w:rPr>
-        <w:t xml:space="preserve"> REGION</w:t>
+        <w:t xml:space="preserve"/>
       </w:r>
     </w:p>
     <w:p>
@@ -1157,7 +1124,7 @@
           <w:szCs w:val="25"/>
           <w:u w:val="single"/>
         </w:rPr>
-        <w:t>SUPPLY, DELIVERY OF NON-MEDICINES CONSUMABLES</w:t>
+        <w:t>{{titleUpper}}</w:t>
       </w:r>
     </w:p>
     <w:p>
@@ -1347,7 +1314,7 @@
                     <pic:cNvPicPr/>
                   </pic:nvPicPr>
                   <pic:blipFill>
-                    <a:blip r:embed="rId11"/>
+                    <a:blip r:embed="rId10"/>
                     <a:stretch>
                       <a:fillRect/>
                     </a:stretch>
@@ -1487,8 +1454,8 @@
       </w:pPr>
     </w:p>
     <w:sectPr>
-      <w:headerReference w:type="default" r:id="rId12"/>
-      <w:footerReference w:type="default" r:id="rId13"/>
+      <w:headerReference w:type="default" r:id="rId11"/>
+      <w:footerReference w:type="default" r:id="rId12"/>
       <w:pgSz w:w="12240" w:h="15840" w:code="1"/>
       <w:pgMar w:top="245" w:right="634" w:bottom="245" w:left="979" w:header="0" w:footer="0" w:gutter="0"/>
       <w:cols w:space="720"/>
@@ -1499,7 +1466,7 @@
 </file>
 
 <file path=word/endnotes.xml><?xml version="1.0" encoding="utf-8"?>
-<w:endnotes xmlns:wpc="http://schemas.microsoft.com/office/word/2010/wordprocessingCanvas" xmlns:cx="http://schemas.microsoft.com/office/drawing/2014/chartex" xmlns:cx1="http://schemas.microsoft.com/office/drawing/2015/9/8/chartex" xmlns:cx2="http://schemas.microsoft.com/office/drawing/2015/10/21/chartex" xmlns:cx3="http://schemas.microsoft.com/office/drawing/2016/5/9/chartex" xmlns:cx4="http://schemas.microsoft.com/office/drawing/2016/5/10/chartex" xmlns:cx5="http://schemas.microsoft.com/office/drawing/2016/5/11/chartex" xmlns:cx6="http://schemas.microsoft.com/office/drawing/2016/5/12/chartex" xmlns:cx7="http://schemas.microsoft.com/office/drawing/2016/5/13/chartex" xmlns:cx8="http://schemas.microsoft.com/office/drawing/2016/5/14/chartex" xmlns:mc="http://schemas.openxmlformats.org/markup-compatibility/2006" xmlns:aink="http://schemas.microsoft.com/office/drawing/2016/ink" xmlns:am3d="http://schemas.microsoft.com/office/drawing/2017/model3d" xmlns:o="urn:schemas-microsoft-com:office:office" xmlns:oel="http://schemas.microsoft.com/office/2019/extlst" xmlns:r="http://schemas.openxmlformats.org/officeDocument/2006/relationships" xmlns:m="http://schemas.openxmlformats.org/officeDocument/2006/math" xmlns:v="urn:schemas-microsoft-com:vml" xmlns:wp14="http://schemas.microsoft.com/office/word/2010/wordprocessingDrawing" xmlns:wp="http://schemas.openxmlformats.org/drawingml/2006/wordprocessingDrawing" xmlns:w10="urn:schemas-microsoft-com:office:word" xmlns:w="http://schemas.openxmlformats.org/wordprocessingml/2006/main" xmlns:w14="http://schemas.microsoft.com/office/word/2010/wordml" xmlns:w15="http://schemas.microsoft.com/office/word/2012/wordml" xmlns:w16cex="http://schemas.microsoft.com/office/word/2018/wordml/cex" xmlns:w16cid="http://schemas.microsoft.com/office/word/2016/wordml/cid" xmlns:w16="http://schemas.microsoft.com/office/word/2018/wordml" xmlns:w16du="http://schemas.microsoft.com/office/word/2023/wordml/word16du" xmlns:w16sdtdh="http://schemas.microsoft.com/office/word/2020/wordml/sdtdatahash" xmlns:w16sdtfl="http://schemas.microsoft.com/office/word/2024/wordml/sdtformatlock" xmlns:w16se="http://schemas.microsoft.com/office/word/2015/wordml/symex" xmlns:wpg="http://schemas.microsoft.com/office/word/2010/wordprocessingGroup" xmlns:wpi="http://schemas.microsoft.com/office/word/2010/wordprocessingInk" xmlns:wne="http://schemas.microsoft.com/office/word/2006/wordml" xmlns:wps="http://schemas.microsoft.com/office/word/2010/wordprocessingShape" mc:Ignorable="w14 w15 w16se w16cid w16 w16cex w16sdtdh w16sdtfl w16du wp14">
+<w:endnotes xmlns:wpc="http://schemas.microsoft.com/office/word/2010/wordprocessingCanvas" xmlns:cx="http://schemas.microsoft.com/office/drawing/2014/chartex" xmlns:cx1="http://schemas.microsoft.com/office/drawing/2015/9/8/chartex" xmlns:cx2="http://schemas.microsoft.com/office/drawing/2015/10/21/chartex" xmlns:cx3="http://schemas.microsoft.com/office/drawing/2016/5/9/chartex" xmlns:cx4="http://schemas.microsoft.com/office/drawing/2016/5/10/chartex" xmlns:cx5="http://schemas.microsoft.com/office/drawing/2016/5/11/chartex" xmlns:cx6="http://schemas.microsoft.com/office/drawing/2016/5/12/chartex" xmlns:cx7="http://schemas.microsoft.com/office/drawing/2016/5/13/chartex" xmlns:cx8="http://schemas.microsoft.com/office/drawing/2016/5/14/chartex" xmlns:mc="http://schemas.openxmlformats.org/markup-compatibility/2006" xmlns:aink="http://schemas.microsoft.com/office/drawing/2016/ink" xmlns:am3d="http://schemas.microsoft.com/office/drawing/2017/model3d" xmlns:o="urn:schemas-microsoft-com:office:office" xmlns:oel="http://schemas.microsoft.com/office/2019/extlst" xmlns:r="http://schemas.openxmlformats.org/officeDocument/2006/relationships" xmlns:m="http://schemas.openxmlformats.org/officeDocument/2006/math" xmlns:v="urn:schemas-microsoft-com:vml" xmlns:wp14="http://schemas.microsoft.com/office/word/2010/wordprocessingDrawing" xmlns:wp="http://schemas.openxmlformats.org/drawingml/2006/wordprocessingDrawing" xmlns:w10="urn:schemas-microsoft-com:office:word" xmlns:w="http://schemas.openxmlformats.org/wordprocessingml/2006/main" xmlns:w14="http://schemas.microsoft.com/office/word/2010/wordml" xmlns:w15="http://schemas.microsoft.com/office/word/2012/wordml" xmlns:w16cex="http://schemas.microsoft.com/office/word/2018/wordml/cex" xmlns:w16cid="http://schemas.microsoft.com/office/word/2016/wordml/cid" xmlns:w16="http://schemas.microsoft.com/office/word/2018/wordml" xmlns:w16sdtdh="http://schemas.microsoft.com/office/word/2020/wordml/sdtdatahash" xmlns:w16se="http://schemas.microsoft.com/office/word/2015/wordml/symex" xmlns:wpg="http://schemas.microsoft.com/office/word/2010/wordprocessingGroup" xmlns:wpi="http://schemas.microsoft.com/office/word/2010/wordprocessingInk" xmlns:wne="http://schemas.microsoft.com/office/word/2006/wordml" xmlns:wps="http://schemas.microsoft.com/office/word/2010/wordprocessingShape" mc:Ignorable="w14 w15 w16se w16cid w16 w16cex w16sdtdh wp14">
   <w:endnote w:type="separator" w:id="-1">
     <w:p>
       <w:pPr>
@@ -1524,7 +1491,7 @@
 </file>
 
 <file path=word/footer1.xml><?xml version="1.0" encoding="utf-8"?>
-<w:ftr xmlns:wpc="http://schemas.microsoft.com/office/word/2010/wordprocessingCanvas" xmlns:cx="http://schemas.microsoft.com/office/drawing/2014/chartex" xmlns:cx1="http://schemas.microsoft.com/office/drawing/2015/9/8/chartex" xmlns:cx2="http://schemas.microsoft.com/office/drawing/2015/10/21/chartex" xmlns:cx3="http://schemas.microsoft.com/office/drawing/2016/5/9/chartex" xmlns:cx4="http://schemas.microsoft.com/office/drawing/2016/5/10/chartex" xmlns:cx5="http://schemas.microsoft.com/office/drawing/2016/5/11/chartex" xmlns:cx6="http://schemas.microsoft.com/office/drawing/2016/5/12/chartex" xmlns:cx7="http://schemas.microsoft.com/office/drawing/2016/5/13/chartex" xmlns:cx8="http://schemas.microsoft.com/office/drawing/2016/5/14/chartex" xmlns:mc="http://schemas.openxmlformats.org/markup-compatibility/2006" xmlns:aink="http://schemas.microsoft.com/office/drawing/2016/ink" xmlns:am3d="http://schemas.microsoft.com/office/drawing/2017/model3d" xmlns:o="urn:schemas-microsoft-com:office:office" xmlns:oel="http://schemas.microsoft.com/office/2019/extlst" xmlns:r="http://schemas.openxmlformats.org/officeDocument/2006/relationships" xmlns:m="http://schemas.openxmlformats.org/officeDocument/2006/math" xmlns:v="urn:schemas-microsoft-com:vml" xmlns:wp14="http://schemas.microsoft.com/office/word/2010/wordprocessingDrawing" xmlns:wp="http://schemas.openxmlformats.org/drawingml/2006/wordprocessingDrawing" xmlns:w10="urn:schemas-microsoft-com:office:word" xmlns:w="http://schemas.openxmlformats.org/wordprocessingml/2006/main" xmlns:w14="http://schemas.microsoft.com/office/word/2010/wordml" xmlns:w15="http://schemas.microsoft.com/office/word/2012/wordml" xmlns:w16cex="http://schemas.microsoft.com/office/word/2018/wordml/cex" xmlns:w16cid="http://schemas.microsoft.com/office/word/2016/wordml/cid" xmlns:w16="http://schemas.microsoft.com/office/word/2018/wordml" xmlns:w16du="http://schemas.microsoft.com/office/word/2023/wordml/word16du" xmlns:w16sdtdh="http://schemas.microsoft.com/office/word/2020/wordml/sdtdatahash" xmlns:w16sdtfl="http://schemas.microsoft.com/office/word/2024/wordml/sdtformatlock" xmlns:w16se="http://schemas.microsoft.com/office/word/2015/wordml/symex" xmlns:wpg="http://schemas.microsoft.com/office/word/2010/wordprocessingGroup" xmlns:wpi="http://schemas.microsoft.com/office/word/2010/wordprocessingInk" xmlns:wne="http://schemas.microsoft.com/office/word/2006/wordml" xmlns:wps="http://schemas.microsoft.com/office/word/2010/wordprocessingShape" mc:Ignorable="w14 w15 w16se w16cid w16 w16cex w16sdtdh w16sdtfl w16du wp14">
+<w:ftr xmlns:wpc="http://schemas.microsoft.com/office/word/2010/wordprocessingCanvas" xmlns:cx="http://schemas.microsoft.com/office/drawing/2014/chartex" xmlns:cx1="http://schemas.microsoft.com/office/drawing/2015/9/8/chartex" xmlns:cx2="http://schemas.microsoft.com/office/drawing/2015/10/21/chartex" xmlns:cx3="http://schemas.microsoft.com/office/drawing/2016/5/9/chartex" xmlns:cx4="http://schemas.microsoft.com/office/drawing/2016/5/10/chartex" xmlns:cx5="http://schemas.microsoft.com/office/drawing/2016/5/11/chartex" xmlns:cx6="http://schemas.microsoft.com/office/drawing/2016/5/12/chartex" xmlns:cx7="http://schemas.microsoft.com/office/drawing/2016/5/13/chartex" xmlns:cx8="http://schemas.microsoft.com/office/drawing/2016/5/14/chartex" xmlns:mc="http://schemas.openxmlformats.org/markup-compatibility/2006" xmlns:aink="http://schemas.microsoft.com/office/drawing/2016/ink" xmlns:am3d="http://schemas.microsoft.com/office/drawing/2017/model3d" xmlns:o="urn:schemas-microsoft-com:office:office" xmlns:oel="http://schemas.microsoft.com/office/2019/extlst" xmlns:r="http://schemas.openxmlformats.org/officeDocument/2006/relationships" xmlns:m="http://schemas.openxmlformats.org/officeDocument/2006/math" xmlns:v="urn:schemas-microsoft-com:vml" xmlns:wp14="http://schemas.microsoft.com/office/word/2010/wordprocessingDrawing" xmlns:wp="http://schemas.openxmlformats.org/drawingml/2006/wordprocessingDrawing" xmlns:w10="urn:schemas-microsoft-com:office:word" xmlns:w="http://schemas.openxmlformats.org/wordprocessingml/2006/main" xmlns:w14="http://schemas.microsoft.com/office/word/2010/wordml" xmlns:w15="http://schemas.microsoft.com/office/word/2012/wordml" xmlns:w16cex="http://schemas.microsoft.com/office/word/2018/wordml/cex" xmlns:w16cid="http://schemas.microsoft.com/office/word/2016/wordml/cid" xmlns:w16="http://schemas.microsoft.com/office/word/2018/wordml" xmlns:w16sdtdh="http://schemas.microsoft.com/office/word/2020/wordml/sdtdatahash" xmlns:w16se="http://schemas.microsoft.com/office/word/2015/wordml/symex" xmlns:wpg="http://schemas.microsoft.com/office/word/2010/wordprocessingGroup" xmlns:wpi="http://schemas.microsoft.com/office/word/2010/wordprocessingInk" xmlns:wne="http://schemas.microsoft.com/office/word/2006/wordml" xmlns:wps="http://schemas.microsoft.com/office/word/2010/wordprocessingShape" mc:Ignorable="w14 w15 w16se w16cid w16 w16cex w16sdtdh wp14">
   <w:p>
     <w:pPr>
       <w:pStyle w:val="Heading2"/>
@@ -1604,7 +1571,7 @@
             </wp:anchor>
           </w:drawing>
         </mc:Choice>
-        <mc:Fallback>
+        <mc:Fallback xmlns:w16sdtfl="http://schemas.microsoft.com/office/word/2024/wordml/sdtformatlock" xmlns:w16du="http://schemas.microsoft.com/office/word/2023/wordml/word16du">
           <w:pict>
             <v:line w14:anchorId="108379BE" id="Straight Connector 3" o:spid="_x0000_s1026" style="position:absolute;z-index:251665408;visibility:visible;mso-wrap-style:square;mso-width-percent:0;mso-height-percent:0;mso-wrap-distance-left:9pt;mso-wrap-distance-top:0;mso-wrap-distance-right:9pt;mso-wrap-distance-bottom:0;mso-position-horizontal:absolute;mso-position-horizontal-relative:text;mso-position-vertical:absolute;mso-position-vertical-relative:text;mso-width-percent:0;mso-height-percent:0;mso-width-relative:margin;mso-height-relative:margin" from="-21.85pt,.15pt" to="531.75pt,.15pt" o:gfxdata="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" strokecolor="#4579b8 [3044]"/>
           </w:pict>
@@ -2111,7 +2078,7 @@
 </file>
 
 <file path=word/footnotes.xml><?xml version="1.0" encoding="utf-8"?>
-<w:footnotes xmlns:wpc="http://schemas.microsoft.com/office/word/2010/wordprocessingCanvas" xmlns:cx="http://schemas.microsoft.com/office/drawing/2014/chartex" xmlns:cx1="http://schemas.microsoft.com/office/drawing/2015/9/8/chartex" xmlns:cx2="http://schemas.microsoft.com/office/drawing/2015/10/21/chartex" xmlns:cx3="http://schemas.microsoft.com/office/drawing/2016/5/9/chartex" xmlns:cx4="http://schemas.microsoft.com/office/drawing/2016/5/10/chartex" xmlns:cx5="http://schemas.microsoft.com/office/drawing/2016/5/11/chartex" xmlns:cx6="http://schemas.microsoft.com/office/drawing/2016/5/12/chartex" xmlns:cx7="http://schemas.microsoft.com/office/drawing/2016/5/13/chartex" xmlns:cx8="http://schemas.microsoft.com/office/drawing/2016/5/14/chartex" xmlns:mc="http://schemas.openxmlformats.org/markup-compatibility/2006" xmlns:aink="http://schemas.microsoft.com/office/drawing/2016/ink" xmlns:am3d="http://schemas.microsoft.com/office/drawing/2017/model3d" xmlns:o="urn:schemas-microsoft-com:office:office" xmlns:oel="http://schemas.microsoft.com/office/2019/extlst" xmlns:r="http://schemas.openxmlformats.org/officeDocument/2006/relationships" xmlns:m="http://schemas.openxmlformats.org/officeDocument/2006/math" xmlns:v="urn:schemas-microsoft-com:vml" xmlns:wp14="http://schemas.microsoft.com/office/word/2010/wordprocessingDrawing" xmlns:wp="http://schemas.openxmlformats.org/drawingml/2006/wordprocessingDrawing" xmlns:w10="urn:schemas-microsoft-com:office:word" xmlns:w="http://schemas.openxmlformats.org/wordprocessingml/2006/main" xmlns:w14="http://schemas.microsoft.com/office/word/2010/wordml" xmlns:w15="http://schemas.microsoft.com/office/word/2012/wordml" xmlns:w16cex="http://schemas.microsoft.com/office/word/2018/wordml/cex" xmlns:w16cid="http://schemas.microsoft.com/office/word/2016/wordml/cid" xmlns:w16="http://schemas.microsoft.com/office/word/2018/wordml" xmlns:w16du="http://schemas.microsoft.com/office/word/2023/wordml/word16du" xmlns:w16sdtdh="http://schemas.microsoft.com/office/word/2020/wordml/sdtdatahash" xmlns:w16sdtfl="http://schemas.microsoft.com/office/word/2024/wordml/sdtformatlock" xmlns:w16se="http://schemas.microsoft.com/office/word/2015/wordml/symex" xmlns:wpg="http://schemas.microsoft.com/office/word/2010/wordprocessingGroup" xmlns:wpi="http://schemas.microsoft.com/office/word/2010/wordprocessingInk" xmlns:wne="http://schemas.microsoft.com/office/word/2006/wordml" xmlns:wps="http://schemas.microsoft.com/office/word/2010/wordprocessingShape" mc:Ignorable="w14 w15 w16se w16cid w16 w16cex w16sdtdh w16sdtfl w16du wp14">
+<w:footnotes xmlns:wpc="http://schemas.microsoft.com/office/word/2010/wordprocessingCanvas" xmlns:cx="http://schemas.microsoft.com/office/drawing/2014/chartex" xmlns:cx1="http://schemas.microsoft.com/office/drawing/2015/9/8/chartex" xmlns:cx2="http://schemas.microsoft.com/office/drawing/2015/10/21/chartex" xmlns:cx3="http://schemas.microsoft.com/office/drawing/2016/5/9/chartex" xmlns:cx4="http://schemas.microsoft.com/office/drawing/2016/5/10/chartex" xmlns:cx5="http://schemas.microsoft.com/office/drawing/2016/5/11/chartex" xmlns:cx6="http://schemas.microsoft.com/office/drawing/2016/5/12/chartex" xmlns:cx7="http://schemas.microsoft.com/office/drawing/2016/5/13/chartex" xmlns:cx8="http://schemas.microsoft.com/office/drawing/2016/5/14/chartex" xmlns:mc="http://schemas.openxmlformats.org/markup-compatibility/2006" xmlns:aink="http://schemas.microsoft.com/office/drawing/2016/ink" xmlns:am3d="http://schemas.microsoft.com/office/drawing/2017/model3d" xmlns:o="urn:schemas-microsoft-com:office:office" xmlns:oel="http://schemas.microsoft.com/office/2019/extlst" xmlns:r="http://schemas.openxmlformats.org/officeDocument/2006/relationships" xmlns:m="http://schemas.openxmlformats.org/officeDocument/2006/math" xmlns:v="urn:schemas-microsoft-com:vml" xmlns:wp14="http://schemas.microsoft.com/office/word/2010/wordprocessingDrawing" xmlns:wp="http://schemas.openxmlformats.org/drawingml/2006/wordprocessingDrawing" xmlns:w10="urn:schemas-microsoft-com:office:word" xmlns:w="http://schemas.openxmlformats.org/wordprocessingml/2006/main" xmlns:w14="http://schemas.microsoft.com/office/word/2010/wordml" xmlns:w15="http://schemas.microsoft.com/office/word/2012/wordml" xmlns:w16cex="http://schemas.microsoft.com/office/word/2018/wordml/cex" xmlns:w16cid="http://schemas.microsoft.com/office/word/2016/wordml/cid" xmlns:w16="http://schemas.microsoft.com/office/word/2018/wordml" xmlns:w16sdtdh="http://schemas.microsoft.com/office/word/2020/wordml/sdtdatahash" xmlns:w16se="http://schemas.microsoft.com/office/word/2015/wordml/symex" xmlns:wpg="http://schemas.microsoft.com/office/word/2010/wordprocessingGroup" xmlns:wpi="http://schemas.microsoft.com/office/word/2010/wordprocessingInk" xmlns:wne="http://schemas.microsoft.com/office/word/2006/wordml" xmlns:wps="http://schemas.microsoft.com/office/word/2010/wordprocessingShape" mc:Ignorable="w14 w15 w16se w16cid w16 w16cex w16sdtdh wp14">
   <w:footnote w:type="separator" w:id="-1">
     <w:p>
       <w:pPr>
@@ -2136,7 +2103,7 @@
 </file>
 
 <file path=word/header1.xml><?xml version="1.0" encoding="utf-8"?>
-<w:hdr xmlns:wpc="http://schemas.microsoft.com/office/word/2010/wordprocessingCanvas" xmlns:cx="http://schemas.microsoft.com/office/drawing/2014/chartex" xmlns:cx1="http://schemas.microsoft.com/office/drawing/2015/9/8/chartex" xmlns:cx2="http://schemas.microsoft.com/office/drawing/2015/10/21/chartex" xmlns:cx3="http://schemas.microsoft.com/office/drawing/2016/5/9/chartex" xmlns:cx4="http://schemas.microsoft.com/office/drawing/2016/5/10/chartex" xmlns:cx5="http://schemas.microsoft.com/office/drawing/2016/5/11/chartex" xmlns:cx6="http://schemas.microsoft.com/office/drawing/2016/5/12/chartex" xmlns:cx7="http://schemas.microsoft.com/office/drawing/2016/5/13/chartex" xmlns:cx8="http://schemas.microsoft.com/office/drawing/2016/5/14/chartex" xmlns:mc="http://schemas.openxmlformats.org/markup-compatibility/2006" xmlns:aink="http://schemas.microsoft.com/office/drawing/2016/ink" xmlns:am3d="http://schemas.microsoft.com/office/drawing/2017/model3d" xmlns:o="urn:schemas-microsoft-com:office:office" xmlns:oel="http://schemas.microsoft.com/office/2019/extlst" xmlns:r="http://schemas.openxmlformats.org/officeDocument/2006/relationships" xmlns:m="http://schemas.openxmlformats.org/officeDocument/2006/math" xmlns:v="urn:schemas-microsoft-com:vml" xmlns:wp14="http://schemas.microsoft.com/office/word/2010/wordprocessingDrawing" xmlns:wp="http://schemas.openxmlformats.org/drawingml/2006/wordprocessingDrawing" xmlns:w10="urn:schemas-microsoft-com:office:word" xmlns:w="http://schemas.openxmlformats.org/wordprocessingml/2006/main" xmlns:w14="http://schemas.microsoft.com/office/word/2010/wordml" xmlns:w15="http://schemas.microsoft.com/office/word/2012/wordml" xmlns:w16cex="http://schemas.microsoft.com/office/word/2018/wordml/cex" xmlns:w16cid="http://schemas.microsoft.com/office/word/2016/wordml/cid" xmlns:w16="http://schemas.microsoft.com/office/word/2018/wordml" xmlns:w16du="http://schemas.microsoft.com/office/word/2023/wordml/word16du" xmlns:w16sdtdh="http://schemas.microsoft.com/office/word/2020/wordml/sdtdatahash" xmlns:w16sdtfl="http://schemas.microsoft.com/office/word/2024/wordml/sdtformatlock" xmlns:w16se="http://schemas.microsoft.com/office/word/2015/wordml/symex" xmlns:wpg="http://schemas.microsoft.com/office/word/2010/wordprocessingGroup" xmlns:wpi="http://schemas.microsoft.com/office/word/2010/wordprocessingInk" xmlns:wne="http://schemas.microsoft.com/office/word/2006/wordml" xmlns:wps="http://schemas.microsoft.com/office/word/2010/wordprocessingShape" mc:Ignorable="w14 w15 w16se w16cid w16 w16cex w16sdtdh w16sdtfl w16du wp14">
+<w:hdr xmlns:wpc="http://schemas.microsoft.com/office/word/2010/wordprocessingCanvas" xmlns:cx="http://schemas.microsoft.com/office/drawing/2014/chartex" xmlns:cx1="http://schemas.microsoft.com/office/drawing/2015/9/8/chartex" xmlns:cx2="http://schemas.microsoft.com/office/drawing/2015/10/21/chartex" xmlns:cx3="http://schemas.microsoft.com/office/drawing/2016/5/9/chartex" xmlns:cx4="http://schemas.microsoft.com/office/drawing/2016/5/10/chartex" xmlns:cx5="http://schemas.microsoft.com/office/drawing/2016/5/11/chartex" xmlns:cx6="http://schemas.microsoft.com/office/drawing/2016/5/12/chartex" xmlns:cx7="http://schemas.microsoft.com/office/drawing/2016/5/13/chartex" xmlns:cx8="http://schemas.microsoft.com/office/drawing/2016/5/14/chartex" xmlns:mc="http://schemas.openxmlformats.org/markup-compatibility/2006" xmlns:aink="http://schemas.microsoft.com/office/drawing/2016/ink" xmlns:am3d="http://schemas.microsoft.com/office/drawing/2017/model3d" xmlns:o="urn:schemas-microsoft-com:office:office" xmlns:oel="http://schemas.microsoft.com/office/2019/extlst" xmlns:r="http://schemas.openxmlformats.org/officeDocument/2006/relationships" xmlns:m="http://schemas.openxmlformats.org/officeDocument/2006/math" xmlns:v="urn:schemas-microsoft-com:vml" xmlns:wp14="http://schemas.microsoft.com/office/word/2010/wordprocessingDrawing" xmlns:wp="http://schemas.openxmlformats.org/drawingml/2006/wordprocessingDrawing" xmlns:w10="urn:schemas-microsoft-com:office:word" xmlns:w="http://schemas.openxmlformats.org/wordprocessingml/2006/main" xmlns:w14="http://schemas.microsoft.com/office/word/2010/wordml" xmlns:w15="http://schemas.microsoft.com/office/word/2012/wordml" xmlns:w16cex="http://schemas.microsoft.com/office/word/2018/wordml/cex" xmlns:w16cid="http://schemas.microsoft.com/office/word/2016/wordml/cid" xmlns:w16="http://schemas.microsoft.com/office/word/2018/wordml" xmlns:w16sdtdh="http://schemas.microsoft.com/office/word/2020/wordml/sdtdatahash" xmlns:w16se="http://schemas.microsoft.com/office/word/2015/wordml/symex" xmlns:wpg="http://schemas.microsoft.com/office/word/2010/wordprocessingGroup" xmlns:wpi="http://schemas.microsoft.com/office/word/2010/wordprocessingInk" xmlns:wne="http://schemas.microsoft.com/office/word/2006/wordml" xmlns:wps="http://schemas.microsoft.com/office/word/2010/wordprocessingShape" mc:Ignorable="w14 w15 w16se w16cid w16 w16cex w16sdtdh wp14">
   <w:p>
     <w:pPr>
       <w:pStyle w:val="Header"/>
@@ -2294,7 +2261,7 @@
 </file>
 
 <file path=word/numbering.xml><?xml version="1.0" encoding="utf-8"?>
-<w:numbering xmlns:wpc="http://schemas.microsoft.com/office/word/2010/wordprocessingCanvas" xmlns:cx="http://schemas.microsoft.com/office/drawing/2014/chartex" xmlns:cx1="http://schemas.microsoft.com/office/drawing/2015/9/8/chartex" xmlns:cx2="http://schemas.microsoft.com/office/drawing/2015/10/21/chartex" xmlns:cx3="http://schemas.microsoft.com/office/drawing/2016/5/9/chartex" xmlns:cx4="http://schemas.microsoft.com/office/drawing/2016/5/10/chartex" xmlns:cx5="http://schemas.microsoft.com/office/drawing/2016/5/11/chartex" xmlns:cx6="http://schemas.microsoft.com/office/drawing/2016/5/12/chartex" xmlns:cx7="http://schemas.microsoft.com/office/drawing/2016/5/13/chartex" xmlns:cx8="http://schemas.microsoft.com/office/drawing/2016/5/14/chartex" xmlns:mc="http://schemas.openxmlformats.org/markup-compatibility/2006" xmlns:aink="http://schemas.microsoft.com/office/drawing/2016/ink" xmlns:am3d="http://schemas.microsoft.com/office/drawing/2017/model3d" xmlns:o="urn:schemas-microsoft-com:office:office" xmlns:oel="http://schemas.microsoft.com/office/2019/extlst" xmlns:r="http://schemas.openxmlformats.org/officeDocument/2006/relationships" xmlns:m="http://schemas.openxmlformats.org/officeDocument/2006/math" xmlns:v="urn:schemas-microsoft-com:vml" xmlns:wp14="http://schemas.microsoft.com/office/word/2010/wordprocessingDrawing" xmlns:wp="http://schemas.openxmlformats.org/drawingml/2006/wordprocessingDrawing" xmlns:w10="urn:schemas-microsoft-com:office:word" xmlns:w="http://schemas.openxmlformats.org/wordprocessingml/2006/main" xmlns:w14="http://schemas.microsoft.com/office/word/2010/wordml" xmlns:w15="http://schemas.microsoft.com/office/word/2012/wordml" xmlns:w16cex="http://schemas.microsoft.com/office/word/2018/wordml/cex" xmlns:w16cid="http://schemas.microsoft.com/office/word/2016/wordml/cid" xmlns:w16="http://schemas.microsoft.com/office/word/2018/wordml" xmlns:w16du="http://schemas.microsoft.com/office/word/2023/wordml/word16du" xmlns:w16sdtdh="http://schemas.microsoft.com/office/word/2020/wordml/sdtdatahash" xmlns:w16sdtfl="http://schemas.microsoft.com/office/word/2024/wordml/sdtformatlock" xmlns:w16se="http://schemas.microsoft.com/office/word/2015/wordml/symex" xmlns:wpg="http://schemas.microsoft.com/office/word/2010/wordprocessingGroup" xmlns:wpi="http://schemas.microsoft.com/office/word/2010/wordprocessingInk" xmlns:wne="http://schemas.microsoft.com/office/word/2006/wordml" xmlns:wps="http://schemas.microsoft.com/office/word/2010/wordprocessingShape" mc:Ignorable="w14 w15 w16se w16cid w16 w16cex w16sdtdh w16sdtfl w16du wp14">
+<w:numbering xmlns:wpc="http://schemas.microsoft.com/office/word/2010/wordprocessingCanvas" xmlns:cx="http://schemas.microsoft.com/office/drawing/2014/chartex" xmlns:cx1="http://schemas.microsoft.com/office/drawing/2015/9/8/chartex" xmlns:cx2="http://schemas.microsoft.com/office/drawing/2015/10/21/chartex" xmlns:cx3="http://schemas.microsoft.com/office/drawing/2016/5/9/chartex" xmlns:cx4="http://schemas.microsoft.com/office/drawing/2016/5/10/chartex" xmlns:cx5="http://schemas.microsoft.com/office/drawing/2016/5/11/chartex" xmlns:cx6="http://schemas.microsoft.com/office/drawing/2016/5/12/chartex" xmlns:cx7="http://schemas.microsoft.com/office/drawing/2016/5/13/chartex" xmlns:cx8="http://schemas.microsoft.com/office/drawing/2016/5/14/chartex" xmlns:mc="http://schemas.openxmlformats.org/markup-compatibility/2006" xmlns:aink="http://schemas.microsoft.com/office/drawing/2016/ink" xmlns:am3d="http://schemas.microsoft.com/office/drawing/2017/model3d" xmlns:o="urn:schemas-microsoft-com:office:office" xmlns:oel="http://schemas.microsoft.com/office/2019/extlst" xmlns:r="http://schemas.openxmlformats.org/officeDocument/2006/relationships" xmlns:m="http://schemas.openxmlformats.org/officeDocument/2006/math" xmlns:v="urn:schemas-microsoft-com:vml" xmlns:wp14="http://schemas.microsoft.com/office/word/2010/wordprocessingDrawing" xmlns:wp="http://schemas.openxmlformats.org/drawingml/2006/wordprocessingDrawing" xmlns:w10="urn:schemas-microsoft-com:office:word" xmlns:w="http://schemas.openxmlformats.org/wordprocessingml/2006/main" xmlns:w14="http://schemas.microsoft.com/office/word/2010/wordml" xmlns:w15="http://schemas.microsoft.com/office/word/2012/wordml" xmlns:w16cex="http://schemas.microsoft.com/office/word/2018/wordml/cex" xmlns:w16cid="http://schemas.microsoft.com/office/word/2016/wordml/cid" xmlns:w16="http://schemas.microsoft.com/office/word/2018/wordml" xmlns:w16sdtdh="http://schemas.microsoft.com/office/word/2020/wordml/sdtdatahash" xmlns:w16se="http://schemas.microsoft.com/office/word/2015/wordml/symex" xmlns:wpg="http://schemas.microsoft.com/office/word/2010/wordprocessingGroup" xmlns:wpi="http://schemas.microsoft.com/office/word/2010/wordprocessingInk" xmlns:wne="http://schemas.microsoft.com/office/word/2006/wordml" xmlns:wps="http://schemas.microsoft.com/office/word/2010/wordprocessingShape" mc:Ignorable="w14 w15 w16se w16cid w16 w16cex w16sdtdh wp14">
   <w:abstractNum w:abstractNumId="0" w15:restartNumberingAfterBreak="0">
     <w:nsid w:val="00027593"/>
     <w:multiLevelType w:val="hybridMultilevel"/>
@@ -3075,7 +3042,7 @@
 </file>
 
 <file path=word/styles.xml><?xml version="1.0" encoding="utf-8"?>
-<w:styles xmlns:mc="http://schemas.openxmlformats.org/markup-compatibility/2006" xmlns:r="http://schemas.openxmlformats.org/officeDocument/2006/relationships" xmlns:w="http://schemas.openxmlformats.org/wordprocessingml/2006/main" xmlns:w14="http://schemas.microsoft.com/office/word/2010/wordml" xmlns:w15="http://schemas.microsoft.com/office/word/2012/wordml" xmlns:w16cex="http://schemas.microsoft.com/office/word/2018/wordml/cex" xmlns:w16cid="http://schemas.microsoft.com/office/word/2016/wordml/cid" xmlns:w16="http://schemas.microsoft.com/office/word/2018/wordml" xmlns:w16du="http://schemas.microsoft.com/office/word/2023/wordml/word16du" xmlns:w16sdtdh="http://schemas.microsoft.com/office/word/2020/wordml/sdtdatahash" xmlns:w16sdtfl="http://schemas.microsoft.com/office/word/2024/wordml/sdtformatlock" xmlns:w16se="http://schemas.microsoft.com/office/word/2015/wordml/symex" mc:Ignorable="w14 w15 w16se w16cid w16 w16cex w16sdtdh w16sdtfl w16du">
+<w:styles xmlns:mc="http://schemas.openxmlformats.org/markup-compatibility/2006" xmlns:r="http://schemas.openxmlformats.org/officeDocument/2006/relationships" xmlns:w="http://schemas.openxmlformats.org/wordprocessingml/2006/main" xmlns:w14="http://schemas.microsoft.com/office/word/2010/wordml" xmlns:w15="http://schemas.microsoft.com/office/word/2012/wordml" xmlns:w16cex="http://schemas.microsoft.com/office/word/2018/wordml/cex" xmlns:w16cid="http://schemas.microsoft.com/office/word/2016/wordml/cid" xmlns:w16="http://schemas.microsoft.com/office/word/2018/wordml" xmlns:w16sdtdh="http://schemas.microsoft.com/office/word/2020/wordml/sdtdatahash" xmlns:w16se="http://schemas.microsoft.com/office/word/2015/wordml/symex" mc:Ignorable="w14 w15 w16se w16cid w16 w16cex w16sdtdh">
   <w:docDefaults>
     <w:rPrDefault>
       <w:rPr>
